--- a/eng/docx/39.content.docx
+++ b/eng/docx/39.content.docx
@@ -16248,6 +16248,155 @@
         <w:rPr>
           <w:lang w:val="en_US" w:bidi="en_US"/>
         </w:rPr>
+        <w:t>Malachi 2:14 (#2)</w:t>
+      </w:r>
+      <w:r>
+        <w:rPr>
+          <w:lang w:val="en_US" w:bidi="en_US"/>
+        </w:rPr>
+      </w:r>
+    </w:p>
+    <w:p>
+      <w:pPr/>
+      <w:r>
+        <w:rPr>
+          <w:lang w:val="en_US" w:bidi="en_US"/>
+        </w:rPr>
+      </w:r>
+      <w:r>
+        <w:rPr>
+          <w:lang w:val="en_US" w:bidi="en_US"/>
+        </w:rPr>
+        <w:t>בֵּינְ⁠ךָ֜ &amp; נְעוּרֶ֗י⁠ךָ &amp; אַתָּה֙ בָּגַ֣דְתָּה &amp; חֲבֶרְתְּ⁠ךָ֖ &amp; בְּרִיתֶֽ⁠ךָ</w:t>
+      </w:r>
+    </w:p>
+    <w:p>
+      <w:pPr/>
+      <w:r>
+        <w:rPr>
+          <w:lang w:val="en_US" w:bidi="en_US"/>
+        </w:rPr>
+      </w:r>
+      <w:r>
+        <w:rPr>
+          <w:b/>
+          <w:lang w:val="en_US" w:bidi="en_US"/>
+        </w:rPr>
+        <w:t>"between you &amp; your youth &amp; you yourself have dealt treacherously &amp; was} your companion &amp; your covenant"</w:t>
+      </w:r>
+    </w:p>
+    <w:p>
+      <w:pPr/>
+      <w:r>
+        <w:rPr>
+          <w:lang w:val="en_US" w:bidi="en_US"/>
+        </w:rPr>
+      </w:r>
+      <w:r>
+        <w:rPr>
+          <w:lang w:val="en_US" w:bidi="en_US"/>
+        </w:rPr>
+        <w:t xml:space="preserve">Except for the first occurrence of the word </w:t>
+      </w:r>
+      <w:r>
+        <w:rPr>
+          <w:b/>
+          <w:lang w:val="en_US" w:bidi="en_US"/>
+        </w:rPr>
+        <w:t>you</w:t>
+      </w:r>
+      <w:r>
+        <w:rPr>
+          <w:lang w:val="en_US" w:bidi="en_US"/>
+        </w:rPr>
+        <w:t xml:space="preserve">, the words </w:t>
+      </w:r>
+      <w:r>
+        <w:rPr>
+          <w:b/>
+          <w:lang w:val="en_US" w:bidi="en_US"/>
+        </w:rPr>
+        <w:t>you</w:t>
+      </w:r>
+      <w:r>
+        <w:rPr>
+          <w:lang w:val="en_US" w:bidi="en_US"/>
+        </w:rPr>
+        <w:t xml:space="preserve">, </w:t>
+      </w:r>
+      <w:r>
+        <w:rPr>
+          <w:b/>
+          <w:lang w:val="en_US" w:bidi="en_US"/>
+        </w:rPr>
+        <w:t>your</w:t>
+      </w:r>
+      <w:r>
+        <w:rPr>
+          <w:lang w:val="en_US" w:bidi="en_US"/>
+        </w:rPr>
+        <w:t xml:space="preserve">, and </w:t>
+      </w:r>
+      <w:r>
+        <w:rPr>
+          <w:b/>
+          <w:lang w:val="en_US" w:bidi="en_US"/>
+        </w:rPr>
+        <w:t>yourself</w:t>
+      </w:r>
+      <w:r>
+        <w:rPr>
+          <w:lang w:val="en_US" w:bidi="en_US"/>
+        </w:rPr>
+        <w:t xml:space="preserve"> are singular in this verse because, even though Malachi is speaking to the Judeans as a group, he is addressing an individual situation. So use singular forms in your translation if your language marks that distinction.</w:t>
+      </w:r>
+    </w:p>
+    <w:p>
+      <w:pPr/>
+      <w:r>
+        <w:rPr>
+          <w:lang w:val="en_US" w:bidi="en_US"/>
+        </w:rPr>
+      </w:r>
+      <w:r>
+        <w:rPr>
+          <w:lang w:val="en_US" w:bidi="en_US"/>
+        </w:rPr>
+        <w:t xml:space="preserve">See: </w:t>
+      </w:r>
+      <w:r>
+        <w:rPr>
+          <w:lang w:val="en_US" w:bidi="en_US"/>
+        </w:rPr>
+        <w:t>Forms of ‘You’ — Singular</w:t>
+      </w:r>
+      <w:r>
+        <w:rPr>
+          <w:lang w:val="en_US" w:bidi="en_US"/>
+        </w:rPr>
+      </w:r>
+      <w:r>
+        <w:rPr>
+          <w:lang w:val="en_US" w:bidi="en_US"/>
+        </w:rPr>
+      </w:r>
+    </w:p>
+    <w:p>
+      <w:pPr/>
+      <w:r>
+        <w:rPr>
+          <w:lang w:val="en_US" w:bidi="en_US"/>
+        </w:rPr>
+      </w:r>
+    </w:p>
+    <w:p>
+      <w:pPr>
+        <w:pStyle w:val="Heading2"/>
+      </w:pPr>
+      <w:r>
+        <w:rPr>
+          <w:lang w:val="en_US" w:bidi="en_US"/>
+        </w:rPr>
         <w:t>Malachi 2:14 (#1)</w:t>
       </w:r>
       <w:r>
@@ -16440,155 +16589,6 @@
           <w:lang w:val="en_US" w:bidi="en_US"/>
         </w:rPr>
         <w:t>Abstract Nouns</w:t>
-      </w:r>
-      <w:r>
-        <w:rPr>
-          <w:lang w:val="en_US" w:bidi="en_US"/>
-        </w:rPr>
-      </w:r>
-      <w:r>
-        <w:rPr>
-          <w:lang w:val="en_US" w:bidi="en_US"/>
-        </w:rPr>
-      </w:r>
-    </w:p>
-    <w:p>
-      <w:pPr/>
-      <w:r>
-        <w:rPr>
-          <w:lang w:val="en_US" w:bidi="en_US"/>
-        </w:rPr>
-      </w:r>
-    </w:p>
-    <w:p>
-      <w:pPr>
-        <w:pStyle w:val="Heading2"/>
-      </w:pPr>
-      <w:r>
-        <w:rPr>
-          <w:lang w:val="en_US" w:bidi="en_US"/>
-        </w:rPr>
-        <w:t>Malachi 2:14 (#2)</w:t>
-      </w:r>
-      <w:r>
-        <w:rPr>
-          <w:lang w:val="en_US" w:bidi="en_US"/>
-        </w:rPr>
-      </w:r>
-    </w:p>
-    <w:p>
-      <w:pPr/>
-      <w:r>
-        <w:rPr>
-          <w:lang w:val="en_US" w:bidi="en_US"/>
-        </w:rPr>
-      </w:r>
-      <w:r>
-        <w:rPr>
-          <w:lang w:val="en_US" w:bidi="en_US"/>
-        </w:rPr>
-        <w:t>בֵּינְ⁠ךָ֜ &amp; נְעוּרֶ֗י⁠ךָ &amp; אַתָּה֙ בָּגַ֣דְתָּה &amp; חֲבֶרְתְּ⁠ךָ֖ &amp; בְּרִיתֶֽ⁠ךָ</w:t>
-      </w:r>
-    </w:p>
-    <w:p>
-      <w:pPr/>
-      <w:r>
-        <w:rPr>
-          <w:lang w:val="en_US" w:bidi="en_US"/>
-        </w:rPr>
-      </w:r>
-      <w:r>
-        <w:rPr>
-          <w:b/>
-          <w:lang w:val="en_US" w:bidi="en_US"/>
-        </w:rPr>
-        <w:t>"between you &amp; your youth &amp; you yourself have dealt treacherously &amp; was} your companion &amp; your covenant"</w:t>
-      </w:r>
-    </w:p>
-    <w:p>
-      <w:pPr/>
-      <w:r>
-        <w:rPr>
-          <w:lang w:val="en_US" w:bidi="en_US"/>
-        </w:rPr>
-      </w:r>
-      <w:r>
-        <w:rPr>
-          <w:lang w:val="en_US" w:bidi="en_US"/>
-        </w:rPr>
-        <w:t xml:space="preserve">Except for the first occurrence of the word </w:t>
-      </w:r>
-      <w:r>
-        <w:rPr>
-          <w:b/>
-          <w:lang w:val="en_US" w:bidi="en_US"/>
-        </w:rPr>
-        <w:t>you</w:t>
-      </w:r>
-      <w:r>
-        <w:rPr>
-          <w:lang w:val="en_US" w:bidi="en_US"/>
-        </w:rPr>
-        <w:t xml:space="preserve">, the words </w:t>
-      </w:r>
-      <w:r>
-        <w:rPr>
-          <w:b/>
-          <w:lang w:val="en_US" w:bidi="en_US"/>
-        </w:rPr>
-        <w:t>you</w:t>
-      </w:r>
-      <w:r>
-        <w:rPr>
-          <w:lang w:val="en_US" w:bidi="en_US"/>
-        </w:rPr>
-        <w:t xml:space="preserve">, </w:t>
-      </w:r>
-      <w:r>
-        <w:rPr>
-          <w:b/>
-          <w:lang w:val="en_US" w:bidi="en_US"/>
-        </w:rPr>
-        <w:t>your</w:t>
-      </w:r>
-      <w:r>
-        <w:rPr>
-          <w:lang w:val="en_US" w:bidi="en_US"/>
-        </w:rPr>
-        <w:t xml:space="preserve">, and </w:t>
-      </w:r>
-      <w:r>
-        <w:rPr>
-          <w:b/>
-          <w:lang w:val="en_US" w:bidi="en_US"/>
-        </w:rPr>
-        <w:t>yourself</w:t>
-      </w:r>
-      <w:r>
-        <w:rPr>
-          <w:lang w:val="en_US" w:bidi="en_US"/>
-        </w:rPr>
-        <w:t xml:space="preserve"> are singular in this verse because, even though Malachi is speaking to the Judeans as a group, he is addressing an individual situation. So use singular forms in your translation if your language marks that distinction.</w:t>
-      </w:r>
-    </w:p>
-    <w:p>
-      <w:pPr/>
-      <w:r>
-        <w:rPr>
-          <w:lang w:val="en_US" w:bidi="en_US"/>
-        </w:rPr>
-      </w:r>
-      <w:r>
-        <w:rPr>
-          <w:lang w:val="en_US" w:bidi="en_US"/>
-        </w:rPr>
-        <w:t xml:space="preserve">See: </w:t>
-      </w:r>
-      <w:r>
-        <w:rPr>
-          <w:lang w:val="en_US" w:bidi="en_US"/>
-        </w:rPr>
-        <w:t>Forms of ‘You’ — Singular</w:t>
       </w:r>
       <w:r>
         <w:rPr>

--- a/eng/docx/39.content.docx
+++ b/eng/docx/39.content.docx
@@ -416,7 +416,19 @@
         <w:rPr>
           <w:lang w:val="en_US" w:bidi="en_US"/>
         </w:rPr>
-        <w:t>The book of Malachi speaks about the “day of Yahweh” in 3:2–5 and 3:17–4:6. It also calls it “the day that is coming” and “the day of his coming,” and Yahweh calls it “the day that I am preparing.” All of these are references to the time when Yahweh will come and judge people. He would remove those who have wickedly sinned and bless those who have trusted in him. (See: [[rc://*/tw/dict/bible/kt/dayofthelord]])</w:t>
+        <w:t xml:space="preserve">The book of Malachi speaks about the “day of Yahweh” in 3:2–5 and 3:17–4:6. It also calls it “the day that is coming” and “the day of his coming,” and Yahweh calls it “the day that I am preparing.” All of these are references to the time when Yahweh will come and judge people. He would remove those who have wickedly sinned and bless those who have trusted in him. (See: </w:t>
+      </w:r>
+      <w:r>
+        <w:rPr>
+          <w:lang w:val="en_US" w:bidi="en_US"/>
+        </w:rPr>
+        <w:t>day of the Lord, day of Yahweh</w:t>
+      </w:r>
+      <w:r>
+        <w:rPr>
+          <w:lang w:val="en_US" w:bidi="en_US"/>
+        </w:rPr>
+        <w:t>)</w:t>
       </w:r>
       <w:r>
         <w:rPr>
@@ -502,7 +514,19 @@
         <w:rPr>
           <w:lang w:val="en_US" w:bidi="en_US"/>
         </w:rPr>
-        <w:t>This is an important title of God that is used more than 20 times throughout the book of Malachi. It reminds the listeners of the great power that Yahweh has to judge and punish all nations. Be sure to translate it consistently throughout the book so that your readers can appreciate the emphasis that Malachi places on it. (See: [[rc://*/tw/dict/bible/kt/yahwehofhosts]])</w:t>
+        <w:t xml:space="preserve">This is an important title of God that is used more than 20 times throughout the book of Malachi. It reminds the listeners of the great power that Yahweh has to judge and punish all nations. Be sure to translate it consistently throughout the book so that your readers can appreciate the emphasis that Malachi places on it. (See: </w:t>
+      </w:r>
+      <w:r>
+        <w:rPr>
+          <w:lang w:val="en_US" w:bidi="en_US"/>
+        </w:rPr>
+        <w:t>Yahweh of hosts, Yahweh of armies, God of armies, God of hosts, host of heaven, host of the heavens, Lord of hosts</w:t>
+      </w:r>
+      <w:r>
+        <w:rPr>
+          <w:lang w:val="en_US" w:bidi="en_US"/>
+        </w:rPr>
+        <w:t>)</w:t>
       </w:r>
       <w:r>
         <w:rPr>
